--- a/specs/Declaration of Original Work.docx
+++ b/specs/Declaration of Original Work.docx
@@ -282,6 +282,169 @@
           <w:szCs w:val="24"/>
         </w:rPr>
         <w:t>.</w:t>
+      </w:r>
+    </w:p>
+    <w:p>
+      <w:pPr>
+        <w:spacing w:line="360" w:lineRule="auto"/>
+        <w:rPr>
+          <w:rFonts w:ascii="Times New Roman" w:hAnsi="Times New Roman" w:cs="Times New Roman"/>
+          <w:sz w:val="24"/>
+          <w:szCs w:val="24"/>
+        </w:rPr>
+      </w:pPr>
+    </w:p>
+    <w:p>
+      <w:pPr>
+        <w:spacing w:line="360" w:lineRule="auto"/>
+        <w:rPr>
+          <w:rFonts w:ascii="Times New Roman" w:hAnsi="Times New Roman" w:cs="Times New Roman"/>
+          <w:sz w:val="24"/>
+          <w:szCs w:val="24"/>
+        </w:rPr>
+      </w:pPr>
+      <w:r>
+        <w:rPr>
+          <w:rFonts w:ascii="Times New Roman" w:hAnsi="Times New Roman" w:cs="Times New Roman"/>
+          <w:sz w:val="24"/>
+          <w:szCs w:val="24"/>
+        </w:rPr>
+        <w:t>We acknowledge the following external sources or references used in the development of this project:</w:t>
+      </w:r>
+    </w:p>
+    <w:p>
+      <w:pPr>
+        <w:pStyle w:val="Bibliography"/>
+        <w:spacing w:line="360" w:lineRule="auto"/>
+        <w:ind w:left="720" w:hanging="720"/>
+        <w:rPr>
+          <w:rFonts w:ascii="Times New Roman" w:hAnsi="Times New Roman" w:cs="Times New Roman"/>
+          <w:noProof/>
+          <w:sz w:val="24"/>
+          <w:szCs w:val="24"/>
+        </w:rPr>
+      </w:pPr>
+      <w:r>
+        <w:rPr>
+          <w:rFonts w:ascii="Times New Roman" w:hAnsi="Times New Roman" w:cs="Times New Roman"/>
+          <w:sz w:val="24"/>
+          <w:szCs w:val="24"/>
+        </w:rPr>
+        <w:fldChar w:fldCharType="begin"/>
+      </w:r>
+      <w:r>
+        <w:rPr>
+          <w:rFonts w:ascii="Times New Roman" w:hAnsi="Times New Roman" w:cs="Times New Roman"/>
+          <w:sz w:val="24"/>
+          <w:szCs w:val="24"/>
+        </w:rPr>
+        <w:instrText xml:space="preserve"> BIBLIOGRAPHY  \l 13321 </w:instrText>
+      </w:r>
+      <w:r>
+        <w:rPr>
+          <w:rFonts w:ascii="Times New Roman" w:hAnsi="Times New Roman" w:cs="Times New Roman"/>
+          <w:sz w:val="24"/>
+          <w:szCs w:val="24"/>
+        </w:rPr>
+        <w:fldChar w:fldCharType="separate"/>
+      </w:r>
+      <w:r>
+        <w:rPr>
+          <w:rFonts w:ascii="Times New Roman" w:hAnsi="Times New Roman" w:cs="Times New Roman"/>
+          <w:noProof/>
+          <w:sz w:val="24"/>
+          <w:szCs w:val="24"/>
+        </w:rPr>
+        <w:t xml:space="preserve">FWStudio. (2014, July 6). </w:t>
+      </w:r>
+      <w:r>
+        <w:rPr>
+          <w:rFonts w:ascii="Times New Roman" w:hAnsi="Times New Roman" w:cs="Times New Roman"/>
+          <w:i/>
+          <w:iCs/>
+          <w:noProof/>
+          <w:sz w:val="24"/>
+          <w:szCs w:val="24"/>
+        </w:rPr>
+        <w:t>Brown Wooden Parquet Flooring.</w:t>
+      </w:r>
+      <w:r>
+        <w:rPr>
+          <w:rFonts w:ascii="Times New Roman" w:hAnsi="Times New Roman" w:cs="Times New Roman"/>
+          <w:noProof/>
+          <w:sz w:val="24"/>
+          <w:szCs w:val="24"/>
+        </w:rPr>
+        <w:t xml:space="preserve"> Retrieved from Pexels: https://www.pexels.com/photo/brown-wooden-parquet-flooring-129731/</w:t>
+      </w:r>
+    </w:p>
+    <w:p>
+      <w:pPr>
+        <w:pStyle w:val="Bibliography"/>
+        <w:spacing w:line="360" w:lineRule="auto"/>
+        <w:ind w:left="720" w:hanging="720"/>
+        <w:rPr>
+          <w:rFonts w:ascii="Times New Roman" w:hAnsi="Times New Roman" w:cs="Times New Roman"/>
+          <w:noProof/>
+          <w:sz w:val="24"/>
+          <w:szCs w:val="24"/>
+        </w:rPr>
+      </w:pPr>
+      <w:r>
+        <w:rPr>
+          <w:rFonts w:ascii="Times New Roman" w:hAnsi="Times New Roman" w:cs="Times New Roman"/>
+          <w:noProof/>
+          <w:sz w:val="24"/>
+          <w:szCs w:val="24"/>
+        </w:rPr>
+        <w:t xml:space="preserve">Lopes, H. (2017, April 25). </w:t>
+      </w:r>
+      <w:r>
+        <w:rPr>
+          <w:rFonts w:ascii="Times New Roman" w:hAnsi="Times New Roman" w:cs="Times New Roman"/>
+          <w:i/>
+          <w:iCs/>
+          <w:noProof/>
+          <w:sz w:val="24"/>
+          <w:szCs w:val="24"/>
+        </w:rPr>
+        <w:t>Two Women Sitting on Chairs in Front of Each Other.</w:t>
+      </w:r>
+      <w:r>
+        <w:rPr>
+          <w:rFonts w:ascii="Times New Roman" w:hAnsi="Times New Roman" w:cs="Times New Roman"/>
+          <w:noProof/>
+          <w:sz w:val="24"/>
+          <w:szCs w:val="24"/>
+        </w:rPr>
+        <w:t xml:space="preserve"> Retrieved from Pexels: https://www.pexels.com/photo/two-women-sitting-on-chairs-in-front-of-each-other-887723/</w:t>
+      </w:r>
+    </w:p>
+    <w:p/>
+    <w:p>
+      <w:pPr>
+        <w:spacing w:line="360" w:lineRule="auto"/>
+        <w:rPr>
+          <w:rFonts w:ascii="Times New Roman" w:hAnsi="Times New Roman" w:cs="Times New Roman"/>
+          <w:sz w:val="24"/>
+          <w:szCs w:val="24"/>
+        </w:rPr>
+      </w:pPr>
+      <w:r>
+        <w:rPr>
+          <w:rFonts w:ascii="Times New Roman" w:hAnsi="Times New Roman" w:cs="Times New Roman"/>
+          <w:sz w:val="24"/>
+          <w:szCs w:val="24"/>
+        </w:rPr>
+        <w:fldChar w:fldCharType="end"/>
+      </w:r>
+      <w:r>
+        <w:rPr>
+          <w:rFonts w:ascii="Times New Roman" w:hAnsi="Times New Roman" w:cs="Times New Roman"/>
+          <w:sz w:val="24"/>
+          <w:szCs w:val="24"/>
+        </w:rPr>
+        <w:t>By signing this declaration, we affirm the authenticity and originality of our work.</w:t>
       </w:r>
     </w:p>
     <w:p>
@@ -451,6 +614,103 @@
     </w:sectPr>
   </w:body>
 </w:document>
+</file>
+
+<file path=word/numbering.xml><?xml version="1.0" encoding="utf-8"?>
+<w:numbering xmlns:wpc="http://schemas.microsoft.com/office/word/2010/wordprocessingCanvas" xmlns:cx="http://schemas.microsoft.com/office/drawing/2014/chartex" xmlns:cx1="http://schemas.microsoft.com/office/drawing/2015/9/8/chartex" xmlns:cx2="http://schemas.microsoft.com/office/drawing/2015/10/21/chartex" xmlns:cx3="http://schemas.microsoft.com/office/drawing/2016/5/9/chartex" xmlns:cx4="http://schemas.microsoft.com/office/drawing/2016/5/10/chartex" xmlns:cx5="http://schemas.microsoft.com/office/drawing/2016/5/11/chartex" xmlns:cx6="http://schemas.microsoft.com/office/drawing/2016/5/12/chartex" xmlns:cx7="http://schemas.microsoft.com/office/drawing/2016/5/13/chartex" xmlns:cx8="http://schemas.microsoft.com/office/drawing/2016/5/14/chartex" xmlns:mc="http://schemas.openxmlformats.org/markup-compatibility/2006" xmlns:aink="http://schemas.microsoft.com/office/drawing/2016/ink" xmlns:am3d="http://schemas.microsoft.com/office/drawing/2017/model3d" xmlns:o="urn:schemas-microsoft-com:office:office" xmlns:oel="http://schemas.microsoft.com/office/2019/extlst" xmlns:r="http://schemas.openxmlformats.org/officeDocument/2006/relationships" xmlns:m="http://schemas.openxmlformats.org/officeDocument/2006/math" xmlns:v="urn:schemas-microsoft-com:vml" xmlns:wp14="http://schemas.microsoft.com/office/word/2010/wordprocessingDrawing" xmlns:wp="http://schemas.openxmlformats.org/drawingml/2006/wordprocessingDrawing" xmlns:w10="urn:schemas-microsoft-com:office:word" xmlns:w="http://schemas.openxmlformats.org/wordprocessingml/2006/main" xmlns:w14="http://schemas.microsoft.com/office/word/2010/wordml" xmlns:w15="http://schemas.microsoft.com/office/word/2012/wordml" xmlns:w16cex="http://schemas.microsoft.com/office/word/2018/wordml/cex" xmlns:w16cid="http://schemas.microsoft.com/office/word/2016/wordml/cid" xmlns:w16="http://schemas.microsoft.com/office/word/2018/wordml" xmlns:w16du="http://schemas.microsoft.com/office/word/2023/wordml/word16du" xmlns:w16sdtdh="http://schemas.microsoft.com/office/word/2020/wordml/sdtdatahash" xmlns:w16sdtfl="http://schemas.microsoft.com/office/word/2024/wordml/sdtformatlock" xmlns:w16se="http://schemas.microsoft.com/office/word/2015/wordml/symex" xmlns:wpg="http://schemas.microsoft.com/office/word/2010/wordprocessingGroup" xmlns:wpi="http://schemas.microsoft.com/office/word/2010/wordprocessingInk" xmlns:wne="http://schemas.microsoft.com/office/word/2006/wordml" xmlns:wps="http://schemas.microsoft.com/office/word/2010/wordprocessingShape" mc:Ignorable="w14 w15 w16se w16cid w16 w16cex w16sdtdh w16sdtfl w16du wp14">
+  <w:abstractNum w:abstractNumId="0" w15:restartNumberingAfterBreak="0">
+    <w:nsid w:val="18EE22ED"/>
+    <w:multiLevelType w:val="hybridMultilevel"/>
+    <w:tmpl w:val="F11EB0BA"/>
+    <w:lvl w:ilvl="0" w:tplc="3409000F">
+      <w:start w:val="1"/>
+      <w:numFmt w:val="decimal"/>
+      <w:lvlText w:val="%1."/>
+      <w:lvlJc w:val="left"/>
+      <w:pPr>
+        <w:ind w:left="720" w:hanging="360"/>
+      </w:pPr>
+      <w:rPr>
+        <w:rFonts w:hint="default"/>
+      </w:rPr>
+    </w:lvl>
+    <w:lvl w:ilvl="1" w:tplc="34090019" w:tentative="1">
+      <w:start w:val="1"/>
+      <w:numFmt w:val="lowerLetter"/>
+      <w:lvlText w:val="%2."/>
+      <w:lvlJc w:val="left"/>
+      <w:pPr>
+        <w:ind w:left="1440" w:hanging="360"/>
+      </w:pPr>
+    </w:lvl>
+    <w:lvl w:ilvl="2" w:tplc="3409001B" w:tentative="1">
+      <w:start w:val="1"/>
+      <w:numFmt w:val="lowerRoman"/>
+      <w:lvlText w:val="%3."/>
+      <w:lvlJc w:val="right"/>
+      <w:pPr>
+        <w:ind w:left="2160" w:hanging="180"/>
+      </w:pPr>
+    </w:lvl>
+    <w:lvl w:ilvl="3" w:tplc="3409000F" w:tentative="1">
+      <w:start w:val="1"/>
+      <w:numFmt w:val="decimal"/>
+      <w:lvlText w:val="%4."/>
+      <w:lvlJc w:val="left"/>
+      <w:pPr>
+        <w:ind w:left="2880" w:hanging="360"/>
+      </w:pPr>
+    </w:lvl>
+    <w:lvl w:ilvl="4" w:tplc="34090019" w:tentative="1">
+      <w:start w:val="1"/>
+      <w:numFmt w:val="lowerLetter"/>
+      <w:lvlText w:val="%5."/>
+      <w:lvlJc w:val="left"/>
+      <w:pPr>
+        <w:ind w:left="3600" w:hanging="360"/>
+      </w:pPr>
+    </w:lvl>
+    <w:lvl w:ilvl="5" w:tplc="3409001B" w:tentative="1">
+      <w:start w:val="1"/>
+      <w:numFmt w:val="lowerRoman"/>
+      <w:lvlText w:val="%6."/>
+      <w:lvlJc w:val="right"/>
+      <w:pPr>
+        <w:ind w:left="4320" w:hanging="180"/>
+      </w:pPr>
+    </w:lvl>
+    <w:lvl w:ilvl="6" w:tplc="3409000F" w:tentative="1">
+      <w:start w:val="1"/>
+      <w:numFmt w:val="decimal"/>
+      <w:lvlText w:val="%7."/>
+      <w:lvlJc w:val="left"/>
+      <w:pPr>
+        <w:ind w:left="5040" w:hanging="360"/>
+      </w:pPr>
+    </w:lvl>
+    <w:lvl w:ilvl="7" w:tplc="34090019" w:tentative="1">
+      <w:start w:val="1"/>
+      <w:numFmt w:val="lowerLetter"/>
+      <w:lvlText w:val="%8."/>
+      <w:lvlJc w:val="left"/>
+      <w:pPr>
+        <w:ind w:left="5760" w:hanging="360"/>
+      </w:pPr>
+    </w:lvl>
+    <w:lvl w:ilvl="8" w:tplc="3409001B" w:tentative="1">
+      <w:start w:val="1"/>
+      <w:numFmt w:val="lowerRoman"/>
+      <w:lvlText w:val="%9."/>
+      <w:lvlJc w:val="right"/>
+      <w:pPr>
+        <w:ind w:left="6480" w:hanging="180"/>
+      </w:pPr>
+    </w:lvl>
+  </w:abstractNum>
+  <w:num w:numId="1" w16cid:durableId="1016267715">
+    <w:abstractNumId w:val="0"/>
+  </w:num>
+</w:numbering>
 </file>
 
 <file path=word/styles.xml><?xml version="1.0" encoding="utf-8"?>
@@ -1386,6 +1646,14 @@
       </w:tblBorders>
     </w:tblPr>
   </w:style>
+  <w:style w:type="paragraph" w:styleId="Bibliography">
+    <w:name w:val="Bibliography"/>
+    <w:basedOn w:val="Normal"/>
+    <w:next w:val="Normal"/>
+    <w:uiPriority w:val="37"/>
+    <w:unhideWhenUsed/>
+    <w:rsid w:val="002E66B0"/>
+  </w:style>
 </w:styles>
 </file>
 
@@ -1682,4 +1950,60 @@
     </a:ext>
   </a:extLst>
 </a:theme>
+</file>
+
+<file path=customXml/item1.xml><?xml version="1.0" encoding="utf-8"?>
+<b:Sources xmlns:b="http://schemas.openxmlformats.org/officeDocument/2006/bibliography" xmlns="http://schemas.openxmlformats.org/officeDocument/2006/bibliography" SelectedStyle="\APASixthEditionOfficeOnline.xsl" StyleName="APA" Version="6">
+  <b:Source>
+    <b:Tag>FWS14</b:Tag>
+    <b:SourceType>DocumentFromInternetSite</b:SourceType>
+    <b:Guid>{D6F095B6-B28F-4743-A790-BDBEA9D50CDB}</b:Guid>
+    <b:Author>
+      <b:Author>
+        <b:NameList>
+          <b:Person>
+            <b:Last>FWStudio</b:Last>
+          </b:Person>
+        </b:NameList>
+      </b:Author>
+    </b:Author>
+    <b:Title>Brown Wooden Parquet Flooring</b:Title>
+    <b:InternetSiteTitle>Pexels</b:InternetSiteTitle>
+    <b:Year>2014</b:Year>
+    <b:Month>July</b:Month>
+    <b:Day>6</b:Day>
+    <b:URL>https://www.pexels.com/photo/brown-wooden-parquet-flooring-129731/</b:URL>
+    <b:RefOrder>1</b:RefOrder>
+  </b:Source>
+  <b:Source>
+    <b:Tag>Lop17</b:Tag>
+    <b:SourceType>DocumentFromInternetSite</b:SourceType>
+    <b:Guid>{A2679CFC-236E-4D1B-A1DC-5BCFE1EAC351}</b:Guid>
+    <b:Author>
+      <b:Author>
+        <b:NameList>
+          <b:Person>
+            <b:Last>Lopes</b:Last>
+            <b:First>Helena</b:First>
+          </b:Person>
+        </b:NameList>
+      </b:Author>
+    </b:Author>
+    <b:Title>Two Women Sitting on Chairs in Front of Each Other</b:Title>
+    <b:InternetSiteTitle>Pexels</b:InternetSiteTitle>
+    <b:Year>2017</b:Year>
+    <b:Month>April</b:Month>
+    <b:Day>25</b:Day>
+    <b:URL>https://www.pexels.com/photo/two-women-sitting-on-chairs-in-front-of-each-other-887723/</b:URL>
+    <b:RefOrder>2</b:RefOrder>
+  </b:Source>
+</b:Sources>
+</file>
+
+<file path=customXml/itemProps1.xml><?xml version="1.0" encoding="utf-8"?>
+<ds:datastoreItem xmlns:ds="http://schemas.openxmlformats.org/officeDocument/2006/customXml" ds:itemID="{DDA086FF-DCFE-43E2-971D-65536262DE7D}">
+  <ds:schemaRefs>
+    <ds:schemaRef ds:uri="http://schemas.openxmlformats.org/officeDocument/2006/bibliography"/>
+  </ds:schemaRefs>
+</ds:datastoreItem>
 </file>